--- a/Content/Arena/All Arenas/11-feature-recommendation-assistant/Original Documents/一周搭建对话式功能推荐助手Demo（AI领域）.docx
+++ b/Content/Arena/All Arenas/11-feature-recommendation-assistant/Original Documents/一周搭建对话式功能推荐助手Demo（AI领域）.docx
@@ -932,7 +932,7 @@
                 <w:rFonts w:eastAsia="等线" w:ascii="Arial" w:cs="Arial" w:hAnsi="Arial"/>
                 <w:sz w:val="22"/>
               </w:rPr>
-              <w:t>该方案采用轻量级基座模型 (如Qwen系列15B及以下参数量级模型) 即可具备完整功能，降低约30%推理算力成本。</w:t>
+              <w:t>该方案即使替换为轻量级基座模型 (如开源15B及以下参数量级模型) 即可具备完整功能，降低约30%推理算力成本。</w:t>
             </w:r>
           </w:p>
           <w:p>
@@ -1165,14 +1165,14 @@
                 <w:rFonts w:eastAsia="等线" w:ascii="Arial" w:cs="Arial" w:hAnsi="Arial"/>
                 <w:sz w:val="22"/>
               </w:rPr>
-              <w:t>GLM-4.7(by 智谱) GitHub：</w:t>
-            </w:r>
-            <w:r>
-              <w:rPr>
-                <w:rFonts w:eastAsia="等线" w:ascii="Arial" w:cs="Arial" w:hAnsi="Arial"/>
-                <w:sz w:val="22"/>
-              </w:rPr>
-              <w:t>https://github.com/zai-org/GLM-4.5</w:t>
+              <w:t>GLM-5(by 智谱) GitHub：</w:t>
+            </w:r>
+            <w:r>
+              <w:rPr>
+                <w:rFonts w:eastAsia="等线" w:ascii="Arial" w:cs="Arial" w:hAnsi="Arial"/>
+                <w:sz w:val="22"/>
+              </w:rPr>
+              <w:t>https://github.com/zai-org/GLM-5</w:t>
             </w:r>
           </w:p>
           <w:p>
@@ -1223,7 +1223,7 @@
                 <w:rFonts w:eastAsia="等线" w:ascii="Arial" w:cs="Arial" w:hAnsi="Arial"/>
                 <w:sz w:val="22"/>
               </w:rPr>
-              <w:t>最近更新：2026-02-02</w:t>
+              <w:t>最近更新：2026-03-10</w:t>
             </w:r>
           </w:p>
           <w:p>
@@ -1240,7 +1240,7 @@
                 <w:rFonts w:eastAsia="等线" w:ascii="Arial" w:cs="Arial" w:hAnsi="Arial"/>
                 <w:sz w:val="22"/>
               </w:rPr>
-              <w:t>最近审阅：2026-02-02</w:t>
+              <w:t>最近审阅：2026-03-10</w:t>
             </w:r>
           </w:p>
         </w:tc>
@@ -1342,7 +1342,7 @@
 
 <file path=word/numbering.xml><?xml version="1.0" encoding="utf-8"?>
 <w:numbering xmlns:w="http://schemas.openxmlformats.org/wordprocessingml/2006/main">
-  <w:abstractNum w:abstractNumId="99100">
+  <w:abstractNum w:abstractNumId="906729">
     <w:lvl>
       <w:numFmt w:val="bullet"/>
       <w:suff w:val="tab"/>
@@ -1352,7 +1352,7 @@
       </w:rPr>
     </w:lvl>
   </w:abstractNum>
-  <w:abstractNum w:abstractNumId="99101">
+  <w:abstractNum w:abstractNumId="906730">
     <w:lvl>
       <w:numFmt w:val="bullet"/>
       <w:suff w:val="tab"/>
@@ -1362,7 +1362,7 @@
       </w:rPr>
     </w:lvl>
   </w:abstractNum>
-  <w:abstractNum w:abstractNumId="99102">
+  <w:abstractNum w:abstractNumId="906731">
     <w:lvl>
       <w:numFmt w:val="bullet"/>
       <w:suff w:val="tab"/>
@@ -1372,7 +1372,7 @@
       </w:rPr>
     </w:lvl>
   </w:abstractNum>
-  <w:abstractNum w:abstractNumId="99103">
+  <w:abstractNum w:abstractNumId="906732">
     <w:lvl>
       <w:numFmt w:val="bullet"/>
       <w:suff w:val="tab"/>
@@ -1382,7 +1382,7 @@
       </w:rPr>
     </w:lvl>
   </w:abstractNum>
-  <w:abstractNum w:abstractNumId="99104">
+  <w:abstractNum w:abstractNumId="906733">
     <w:lvl>
       <w:numFmt w:val="bullet"/>
       <w:suff w:val="tab"/>
@@ -1392,7 +1392,7 @@
       </w:rPr>
     </w:lvl>
   </w:abstractNum>
-  <w:abstractNum w:abstractNumId="99105">
+  <w:abstractNum w:abstractNumId="906734">
     <w:lvl>
       <w:numFmt w:val="bullet"/>
       <w:suff w:val="tab"/>
@@ -1402,7 +1402,7 @@
       </w:rPr>
     </w:lvl>
   </w:abstractNum>
-  <w:abstractNum w:abstractNumId="99106">
+  <w:abstractNum w:abstractNumId="906735">
     <w:lvl>
       <w:numFmt w:val="bullet"/>
       <w:suff w:val="tab"/>
@@ -1412,7 +1412,7 @@
       </w:rPr>
     </w:lvl>
   </w:abstractNum>
-  <w:abstractNum w:abstractNumId="99107">
+  <w:abstractNum w:abstractNumId="906736">
     <w:lvl>
       <w:numFmt w:val="bullet"/>
       <w:suff w:val="tab"/>
@@ -1422,7 +1422,7 @@
       </w:rPr>
     </w:lvl>
   </w:abstractNum>
-  <w:abstractNum w:abstractNumId="99108">
+  <w:abstractNum w:abstractNumId="906737">
     <w:lvl>
       <w:numFmt w:val="bullet"/>
       <w:suff w:val="tab"/>
@@ -1432,7 +1432,7 @@
       </w:rPr>
     </w:lvl>
   </w:abstractNum>
-  <w:abstractNum w:abstractNumId="99109">
+  <w:abstractNum w:abstractNumId="906738">
     <w:lvl>
       <w:numFmt w:val="bullet"/>
       <w:suff w:val="tab"/>
@@ -1442,7 +1442,7 @@
       </w:rPr>
     </w:lvl>
   </w:abstractNum>
-  <w:abstractNum w:abstractNumId="99110">
+  <w:abstractNum w:abstractNumId="906739">
     <w:lvl>
       <w:numFmt w:val="bullet"/>
       <w:suff w:val="tab"/>
@@ -1452,7 +1452,7 @@
       </w:rPr>
     </w:lvl>
   </w:abstractNum>
-  <w:abstractNum w:abstractNumId="99111">
+  <w:abstractNum w:abstractNumId="906740">
     <w:lvl>
       <w:numFmt w:val="bullet"/>
       <w:suff w:val="tab"/>
@@ -1462,7 +1462,7 @@
       </w:rPr>
     </w:lvl>
   </w:abstractNum>
-  <w:abstractNum w:abstractNumId="99112">
+  <w:abstractNum w:abstractNumId="906741">
     <w:lvl>
       <w:numFmt w:val="bullet"/>
       <w:suff w:val="tab"/>
@@ -1472,7 +1472,7 @@
       </w:rPr>
     </w:lvl>
   </w:abstractNum>
-  <w:abstractNum w:abstractNumId="99113">
+  <w:abstractNum w:abstractNumId="906742">
     <w:lvl>
       <w:numFmt w:val="bullet"/>
       <w:suff w:val="tab"/>
@@ -1482,7 +1482,7 @@
       </w:rPr>
     </w:lvl>
   </w:abstractNum>
-  <w:abstractNum w:abstractNumId="99114">
+  <w:abstractNum w:abstractNumId="906743">
     <w:lvl>
       <w:numFmt w:val="bullet"/>
       <w:suff w:val="tab"/>
@@ -1492,7 +1492,7 @@
       </w:rPr>
     </w:lvl>
   </w:abstractNum>
-  <w:abstractNum w:abstractNumId="99115">
+  <w:abstractNum w:abstractNumId="906744">
     <w:lvl>
       <w:numFmt w:val="bullet"/>
       <w:suff w:val="tab"/>
@@ -1502,7 +1502,7 @@
       </w:rPr>
     </w:lvl>
   </w:abstractNum>
-  <w:abstractNum w:abstractNumId="99116">
+  <w:abstractNum w:abstractNumId="906745">
     <w:lvl>
       <w:numFmt w:val="bullet"/>
       <w:suff w:val="tab"/>
@@ -1512,7 +1512,7 @@
       </w:rPr>
     </w:lvl>
   </w:abstractNum>
-  <w:abstractNum w:abstractNumId="99117">
+  <w:abstractNum w:abstractNumId="906746">
     <w:lvl>
       <w:numFmt w:val="bullet"/>
       <w:suff w:val="tab"/>
@@ -1522,7 +1522,7 @@
       </w:rPr>
     </w:lvl>
   </w:abstractNum>
-  <w:abstractNum w:abstractNumId="99118">
+  <w:abstractNum w:abstractNumId="906747">
     <w:lvl>
       <w:numFmt w:val="bullet"/>
       <w:suff w:val="tab"/>
@@ -1532,7 +1532,7 @@
       </w:rPr>
     </w:lvl>
   </w:abstractNum>
-  <w:abstractNum w:abstractNumId="99119">
+  <w:abstractNum w:abstractNumId="906748">
     <w:lvl>
       <w:numFmt w:val="bullet"/>
       <w:suff w:val="tab"/>
@@ -1542,7 +1542,7 @@
       </w:rPr>
     </w:lvl>
   </w:abstractNum>
-  <w:abstractNum w:abstractNumId="99120">
+  <w:abstractNum w:abstractNumId="906749">
     <w:lvl>
       <w:numFmt w:val="bullet"/>
       <w:suff w:val="tab"/>
@@ -1552,7 +1552,7 @@
       </w:rPr>
     </w:lvl>
   </w:abstractNum>
-  <w:abstractNum w:abstractNumId="99121">
+  <w:abstractNum w:abstractNumId="906750">
     <w:lvl>
       <w:numFmt w:val="bullet"/>
       <w:suff w:val="tab"/>
@@ -1562,7 +1562,7 @@
       </w:rPr>
     </w:lvl>
   </w:abstractNum>
-  <w:abstractNum w:abstractNumId="99122">
+  <w:abstractNum w:abstractNumId="906751">
     <w:lvl>
       <w:numFmt w:val="bullet"/>
       <w:suff w:val="tab"/>
@@ -1572,7 +1572,7 @@
       </w:rPr>
     </w:lvl>
   </w:abstractNum>
-  <w:abstractNum w:abstractNumId="99123">
+  <w:abstractNum w:abstractNumId="906752">
     <w:lvl>
       <w:numFmt w:val="bullet"/>
       <w:suff w:val="tab"/>
@@ -1582,7 +1582,7 @@
       </w:rPr>
     </w:lvl>
   </w:abstractNum>
-  <w:abstractNum w:abstractNumId="99124">
+  <w:abstractNum w:abstractNumId="906753">
     <w:lvl>
       <w:numFmt w:val="bullet"/>
       <w:suff w:val="tab"/>
@@ -1592,7 +1592,7 @@
       </w:rPr>
     </w:lvl>
   </w:abstractNum>
-  <w:abstractNum w:abstractNumId="99125">
+  <w:abstractNum w:abstractNumId="906754">
     <w:lvl>
       <w:numFmt w:val="bullet"/>
       <w:suff w:val="tab"/>
@@ -1602,7 +1602,7 @@
       </w:rPr>
     </w:lvl>
   </w:abstractNum>
-  <w:abstractNum w:abstractNumId="99126">
+  <w:abstractNum w:abstractNumId="906755">
     <w:lvl>
       <w:numFmt w:val="bullet"/>
       <w:suff w:val="tab"/>
@@ -1612,7 +1612,7 @@
       </w:rPr>
     </w:lvl>
   </w:abstractNum>
-  <w:abstractNum w:abstractNumId="99127">
+  <w:abstractNum w:abstractNumId="906756">
     <w:lvl>
       <w:numFmt w:val="bullet"/>
       <w:suff w:val="tab"/>
@@ -1622,7 +1622,7 @@
       </w:rPr>
     </w:lvl>
   </w:abstractNum>
-  <w:abstractNum w:abstractNumId="99128">
+  <w:abstractNum w:abstractNumId="906757">
     <w:lvl>
       <w:numFmt w:val="bullet"/>
       <w:suff w:val="tab"/>
@@ -1632,7 +1632,7 @@
       </w:rPr>
     </w:lvl>
   </w:abstractNum>
-  <w:abstractNum w:abstractNumId="99129">
+  <w:abstractNum w:abstractNumId="906758">
     <w:lvl>
       <w:numFmt w:val="bullet"/>
       <w:suff w:val="tab"/>
@@ -1642,7 +1642,7 @@
       </w:rPr>
     </w:lvl>
   </w:abstractNum>
-  <w:abstractNum w:abstractNumId="99130">
+  <w:abstractNum w:abstractNumId="906759">
     <w:lvl>
       <w:numFmt w:val="bullet"/>
       <w:suff w:val="tab"/>
@@ -1653,97 +1653,97 @@
     </w:lvl>
   </w:abstractNum>
   <w:num w:numId="1">
-    <w:abstractNumId w:val="99100"/>
+    <w:abstractNumId w:val="906729"/>
   </w:num>
   <w:num w:numId="2">
-    <w:abstractNumId w:val="99101"/>
+    <w:abstractNumId w:val="906730"/>
   </w:num>
   <w:num w:numId="3">
-    <w:abstractNumId w:val="99102"/>
+    <w:abstractNumId w:val="906731"/>
   </w:num>
   <w:num w:numId="4">
-    <w:abstractNumId w:val="99103"/>
+    <w:abstractNumId w:val="906732"/>
   </w:num>
   <w:num w:numId="5">
-    <w:abstractNumId w:val="99104"/>
+    <w:abstractNumId w:val="906733"/>
   </w:num>
   <w:num w:numId="6">
-    <w:abstractNumId w:val="99105"/>
+    <w:abstractNumId w:val="906734"/>
   </w:num>
   <w:num w:numId="7">
-    <w:abstractNumId w:val="99106"/>
+    <w:abstractNumId w:val="906735"/>
   </w:num>
   <w:num w:numId="8">
-    <w:abstractNumId w:val="99107"/>
+    <w:abstractNumId w:val="906736"/>
   </w:num>
   <w:num w:numId="9">
-    <w:abstractNumId w:val="99108"/>
+    <w:abstractNumId w:val="906737"/>
   </w:num>
   <w:num w:numId="10">
-    <w:abstractNumId w:val="99109"/>
+    <w:abstractNumId w:val="906738"/>
   </w:num>
   <w:num w:numId="11">
-    <w:abstractNumId w:val="99110"/>
+    <w:abstractNumId w:val="906739"/>
   </w:num>
   <w:num w:numId="12">
-    <w:abstractNumId w:val="99111"/>
+    <w:abstractNumId w:val="906740"/>
   </w:num>
   <w:num w:numId="13">
-    <w:abstractNumId w:val="99112"/>
+    <w:abstractNumId w:val="906741"/>
   </w:num>
   <w:num w:numId="14">
-    <w:abstractNumId w:val="99113"/>
+    <w:abstractNumId w:val="906742"/>
   </w:num>
   <w:num w:numId="15">
-    <w:abstractNumId w:val="99114"/>
+    <w:abstractNumId w:val="906743"/>
   </w:num>
   <w:num w:numId="16">
-    <w:abstractNumId w:val="99115"/>
+    <w:abstractNumId w:val="906744"/>
   </w:num>
   <w:num w:numId="17">
-    <w:abstractNumId w:val="99116"/>
+    <w:abstractNumId w:val="906745"/>
   </w:num>
   <w:num w:numId="18">
-    <w:abstractNumId w:val="99117"/>
+    <w:abstractNumId w:val="906746"/>
   </w:num>
   <w:num w:numId="19">
-    <w:abstractNumId w:val="99118"/>
+    <w:abstractNumId w:val="906747"/>
   </w:num>
   <w:num w:numId="20">
-    <w:abstractNumId w:val="99119"/>
+    <w:abstractNumId w:val="906748"/>
   </w:num>
   <w:num w:numId="21">
-    <w:abstractNumId w:val="99120"/>
+    <w:abstractNumId w:val="906749"/>
   </w:num>
   <w:num w:numId="22">
-    <w:abstractNumId w:val="99121"/>
+    <w:abstractNumId w:val="906750"/>
   </w:num>
   <w:num w:numId="23">
-    <w:abstractNumId w:val="99122"/>
+    <w:abstractNumId w:val="906751"/>
   </w:num>
   <w:num w:numId="24">
-    <w:abstractNumId w:val="99123"/>
+    <w:abstractNumId w:val="906752"/>
   </w:num>
   <w:num w:numId="25">
-    <w:abstractNumId w:val="99124"/>
+    <w:abstractNumId w:val="906753"/>
   </w:num>
   <w:num w:numId="26">
-    <w:abstractNumId w:val="99125"/>
+    <w:abstractNumId w:val="906754"/>
   </w:num>
   <w:num w:numId="27">
-    <w:abstractNumId w:val="99126"/>
+    <w:abstractNumId w:val="906755"/>
   </w:num>
   <w:num w:numId="28">
-    <w:abstractNumId w:val="99127"/>
+    <w:abstractNumId w:val="906756"/>
   </w:num>
   <w:num w:numId="29">
-    <w:abstractNumId w:val="99128"/>
+    <w:abstractNumId w:val="906757"/>
   </w:num>
   <w:num w:numId="30">
-    <w:abstractNumId w:val="99129"/>
+    <w:abstractNumId w:val="906758"/>
   </w:num>
   <w:num w:numId="31">
-    <w:abstractNumId w:val="99130"/>
+    <w:abstractNumId w:val="906759"/>
   </w:num>
 </w:numbering>
 </file>
